--- a/_print_az/freud-usaq-iflici_az.docx
+++ b/_print_az/freud-usaq-iflici_az.docx
@@ -1521,7 +1521,7 @@
     </w:p>
     <w:p>
       <w:r>
-        <w:t>Əlavə olaraq qeyd etmək lazımdır ki, fassial parez çox vaxt dilin</w:t>
+        <w:t>Əlavə olaraq qeyd etmək lazımdır ki, fassial parez çox vaxt dilin diqqəti yayındırma ilə müşayiət olunur ki, Königə görə, bu, bəzən onsuz da</w:t>
       </w:r>
     </w:p>
     <w:p>
@@ -2696,7 +2696,7 @@
     </w:p>
     <w:p>
       <w:r>
-        <w:t>Müəlliflərin hemiplegiya ilə müşayiət olunan serebral iflic zamanı epilepsiyanın tezliyi barədə məlumatları da klinik materialın təsadüfi xüsusiyyətlərindən asılı olur. Əsasən təzə halları, yəni körpə yaşlı uşaqları müşahidə etmiş kimsə epilepsiyaya daha az rast gələcəkdir</w:t>
+        <w:t>Müəlliflərin hemiplegiya ilə müşayiət olunan serebral iflic zamanı epilepsiyanın tezliyi barədə məlumatları da klinik materialın təsadüfi xüsusiyyətlərindən asılı olur. Əsasən təzə halları, yəni körpə yaşlı uşaqları müşahidə etmiş kimsə epilepsiyaya daha az rast gələcəkdir tapmaq, xəstəxanalarda və qocalar evlərində bu əlaməti öyrənən kəsə nisbətən.</w:t>
       </w:r>
     </w:p>
     <w:p>
